--- a/test/fixtures/tiny.docx
+++ b/test/fixtures/tiny.docx
@@ -2,6 +2,16 @@
 <file path=word/document.xml><?xml version="1.0" encoding="utf-8"?>
 <w:document xmlns:w="http://schemas.openxmlformats.org/wordprocessingml/2006/main">
   <w:body>
+    <w:p>
+      <w:pPr>
+        <w:pStyle w:val="Title"/>
+      </w:pPr>
+      <w:bookmarkStart w:id="0" w:name="_fixture.anchor"/>
+      <w:bookmarkEnd w:id="0"/>
+      <w:r>
+        <w:t>Fixture title.</w:t>
+      </w:r>
+    </w:p>
     <w:p>
       <w:pPr>
         <w:pStyle w:val="Heading1"/>
@@ -21,9 +31,20 @@
         <w:t>bold</w:t>
       </w:r>
       <w:r>
-        <w:t xml:space="preserve"> text.</w:t>
+        <w:t xml:space="preserve"> text!</w:t>
       </w:r>
     </w:p>
   </w:body>
 </w:document>
+</file>
+
+<file path=word/styles.xml><?xml version="1.0" encoding="utf-8"?>
+<w:styles xmlns:w="http://schemas.openxmlformats.org/wordprocessingml/2006/main">
+  <w:style w:type="paragraph" w:styleId="Title">
+    <w:name w:val="Title"/>
+  </w:style>
+  <w:style w:type="paragraph" w:styleId="Heading1">
+    <w:name w:val="heading 1"/>
+  </w:style>
+</w:styles>
 </file>
--- a/test/fixtures/tiny.docx
+++ b/test/fixtures/tiny.docx
@@ -1,6 +1,6 @@
 
 <file path=word/document.xml><?xml version="1.0" encoding="utf-8"?>
-<w:document xmlns:w="http://schemas.openxmlformats.org/wordprocessingml/2006/main">
+<w:document xmlns:w="http://schemas.openxmlformats.org/wordprocessingml/2006/main" xmlns:r="http://schemas.openxmlformats.org/officeDocument/2006/relationships">
   <w:body>
     <w:p>
       <w:pPr>
@@ -34,6 +34,16 @@
         <w:t xml:space="preserve"> text!</w:t>
       </w:r>
     </w:p>
+    <w:p>
+      <w:r>
+        <w:t xml:space="preserve">Mon 11a-12:30p (online): </w:t>
+      </w:r>
+      <w:hyperlink r:id="rId2">
+        <w:r>
+          <w:t>class folder</w:t>
+        </w:r>
+      </w:hyperlink>
+    </w:p>
   </w:body>
 </w:document>
 </file>

--- a/test/fixtures/tiny.docx
+++ b/test/fixtures/tiny.docx
@@ -44,6 +44,17 @@
         </w:r>
       </w:hyperlink>
     </w:p>
+    <w:p>
+      <w:r>
+        <w:rPr>
+          <w:b/>
+        </w:rPr>
+        <w:t xml:space="preserve">Note: </w:t>
+      </w:r>
+      <w:r>
+        <w:t>bring an oud.</w:t>
+      </w:r>
+    </w:p>
   </w:body>
 </w:document>
 </file>
